--- a/canonical-law/materials/seminar2/zadanie.docx
+++ b/canonical-law/materials/seminar2/zadanie.docx
@@ -4,30 +4,496 @@
   <w:body>
     <w:p>
       <w:pPr>
+        <w:spacing w:after="60" w:line="240" w:lineRule="auto"/>
         <w:jc w:val="center"/>
         <w:rPr>
-          <w:rFonts w:ascii="Times New Roman" w:hAnsi="Times New Roman" w:cs="Times New Roman"/>
-          <w:sz w:val="28"/>
-          <w:szCs w:val="28"/>
+          <w:rFonts w:ascii="Times New Roman" w:eastAsia="Times New Roman" w:hAnsi="Times New Roman" w:cs="Times New Roman"/>
+          <w:color w:val="156082" w:themeColor="accent1"/>
+          <w:kern w:val="0"/>
+          <w:sz w:val="32"/>
+          <w:szCs w:val="32"/>
+          <w14:shadow w14:blurRad="38100" w14:dist="25400" w14:dir="5400000" w14:sx="100000" w14:sy="100000" w14:kx="0" w14:ky="0" w14:algn="ctr">
+            <w14:srgbClr w14:val="6E747A">
+              <w14:alpha w14:val="57000"/>
+            </w14:srgbClr>
+          </w14:shadow>
+          <w14:textOutline w14:w="0" w14:cap="flat" w14:cmpd="sng" w14:algn="ctr">
+            <w14:noFill/>
+            <w14:prstDash w14:val="solid"/>
+            <w14:round/>
+          </w14:textOutline>
+          <w14:ligatures w14:val="none"/>
         </w:rPr>
       </w:pPr>
       <w:r>
         <w:rPr>
-          <w:rFonts w:ascii="Times New Roman" w:hAnsi="Times New Roman" w:cs="Times New Roman"/>
-          <w:sz w:val="28"/>
-          <w:szCs w:val="28"/>
-        </w:rPr>
-        <w:t>Задание к семинару</w:t>
+          <w:rFonts w:ascii="Times New Roman" w:eastAsia="Times New Roman" w:hAnsi="Times New Roman" w:cs="Times New Roman"/>
+          <w:bCs/>
+          <w:color w:val="156082" w:themeColor="accent1"/>
+          <w:kern w:val="0"/>
+          <w:sz w:val="32"/>
+          <w:szCs w:val="32"/>
+          <w14:shadow w14:blurRad="38100" w14:dist="25400" w14:dir="5400000" w14:sx="100000" w14:sy="100000" w14:kx="0" w14:ky="0" w14:algn="ctr">
+            <w14:srgbClr w14:val="6E747A">
+              <w14:alpha w14:val="57000"/>
+            </w14:srgbClr>
+          </w14:shadow>
+          <w14:textOutline w14:w="0" w14:cap="flat" w14:cmpd="sng" w14:algn="ctr">
+            <w14:noFill/>
+            <w14:prstDash w14:val="solid"/>
+            <w14:round/>
+          </w14:textOutline>
+          <w14:ligatures w14:val="none"/>
+        </w:rPr>
+        <w:t xml:space="preserve">СЕМИНАРСКОЕ ЗАНЯТИЕ № </w:t>
+      </w:r>
+      <w:r>
+        <w:rPr>
+          <w:rFonts w:ascii="Times New Roman" w:eastAsia="Times New Roman" w:hAnsi="Times New Roman" w:cs="Times New Roman"/>
+          <w:bCs/>
+          <w:color w:val="156082" w:themeColor="accent1"/>
+          <w:kern w:val="0"/>
+          <w:sz w:val="32"/>
+          <w:szCs w:val="32"/>
+          <w14:shadow w14:blurRad="38100" w14:dist="25400" w14:dir="5400000" w14:sx="100000" w14:sy="100000" w14:kx="0" w14:ky="0" w14:algn="ctr">
+            <w14:srgbClr w14:val="6E747A">
+              <w14:alpha w14:val="57000"/>
+            </w14:srgbClr>
+          </w14:shadow>
+          <w14:textOutline w14:w="0" w14:cap="flat" w14:cmpd="sng" w14:algn="ctr">
+            <w14:noFill/>
+            <w14:prstDash w14:val="solid"/>
+            <w14:round/>
+          </w14:textOutline>
+          <w14:ligatures w14:val="none"/>
+        </w:rPr>
+        <w:t>2</w:t>
       </w:r>
     </w:p>
     <w:p>
       <w:pPr>
-        <w:rPr>
-          <w:rFonts w:ascii="Times New Roman" w:hAnsi="Times New Roman" w:cs="Times New Roman"/>
-          <w:sz w:val="28"/>
-          <w:szCs w:val="28"/>
+        <w:spacing w:after="200" w:line="240" w:lineRule="auto"/>
+        <w:jc w:val="center"/>
+        <w:rPr>
+          <w:rFonts w:ascii="Times New Roman" w:eastAsia="Times New Roman" w:hAnsi="Times New Roman" w:cs="Times New Roman"/>
+          <w:kern w:val="0"/>
+          <w14:ligatures w14:val="none"/>
         </w:rPr>
       </w:pPr>
+      <w:r>
+        <w:rPr>
+          <w:rFonts w:ascii="Times New Roman" w:eastAsia="Times New Roman" w:hAnsi="Times New Roman" w:cs="Times New Roman"/>
+          <w:i/>
+          <w:iCs/>
+          <w:kern w:val="0"/>
+          <w14:ligatures w14:val="none"/>
+        </w:rPr>
+        <w:t>Дисциплина: Каноническое право</w:t>
+      </w:r>
+    </w:p>
+    <w:p>
+      <w:pPr>
+        <w:spacing w:after="300" w:line="240" w:lineRule="auto"/>
+        <w:jc w:val="center"/>
+        <w:rPr>
+          <w:rFonts w:ascii="Times New Roman" w:eastAsia="Times New Roman" w:hAnsi="Times New Roman" w:cs="Times New Roman"/>
+          <w:kern w:val="0"/>
+          <w:sz w:val="32"/>
+          <w:szCs w:val="32"/>
+          <w14:ligatures w14:val="none"/>
+        </w:rPr>
+      </w:pPr>
+      <w:r>
+        <w:rPr>
+          <w:rFonts w:ascii="Times New Roman" w:eastAsia="Times New Roman" w:hAnsi="Times New Roman" w:cs="Times New Roman"/>
+          <w:b/>
+          <w:bCs/>
+          <w:kern w:val="0"/>
+          <w:sz w:val="32"/>
+          <w:szCs w:val="32"/>
+          <w14:ligatures w14:val="none"/>
+        </w:rPr>
+        <w:t>Тема: «Состав и устройство Церкви»</w:t>
+      </w:r>
+    </w:p>
+    <w:p>
+      <w:pPr>
+        <w:keepNext/>
+        <w:keepLines/>
+        <w:spacing w:before="360" w:after="80" w:line="240" w:lineRule="auto"/>
+        <w:outlineLvl w:val="0"/>
+        <w:rPr>
+          <w:rFonts w:asciiTheme="majorHAnsi" w:eastAsiaTheme="majorEastAsia" w:hAnsiTheme="majorHAnsi" w:cstheme="majorBidi"/>
+          <w:color w:val="0F4761" w:themeColor="accent1" w:themeShade="BF"/>
+          <w:kern w:val="0"/>
+          <w:sz w:val="40"/>
+          <w:szCs w:val="40"/>
+          <w14:ligatures w14:val="none"/>
+        </w:rPr>
+      </w:pPr>
+      <w:r>
+        <w:rPr>
+          <w:rFonts w:asciiTheme="majorHAnsi" w:eastAsiaTheme="majorEastAsia" w:hAnsiTheme="majorHAnsi" w:cstheme="majorBidi"/>
+          <w:color w:val="0F4761" w:themeColor="accent1" w:themeShade="BF"/>
+          <w:kern w:val="0"/>
+          <w:sz w:val="40"/>
+          <w:szCs w:val="40"/>
+          <w14:ligatures w14:val="none"/>
+        </w:rPr>
+        <w:t>Вопросы к семинару</w:t>
+      </w:r>
+    </w:p>
+    <w:p>
+      <w:pPr>
+        <w:keepNext/>
+        <w:keepLines/>
+        <w:spacing w:before="160" w:after="80" w:line="240" w:lineRule="auto"/>
+        <w:jc w:val="both"/>
+        <w:outlineLvl w:val="1"/>
+        <w:rPr>
+          <w:rFonts w:asciiTheme="majorHAnsi" w:eastAsiaTheme="majorEastAsia" w:hAnsiTheme="majorHAnsi" w:cstheme="majorBidi"/>
+          <w:color w:val="0F4761" w:themeColor="accent1" w:themeShade="BF"/>
+          <w:kern w:val="0"/>
+          <w:sz w:val="32"/>
+          <w:szCs w:val="32"/>
+          <w14:ligatures w14:val="none"/>
+        </w:rPr>
+      </w:pPr>
+      <w:r>
+        <w:rPr>
+          <w:rFonts w:asciiTheme="majorHAnsi" w:eastAsiaTheme="majorEastAsia" w:hAnsiTheme="majorHAnsi" w:cstheme="majorBidi"/>
+          <w:color w:val="0F4761" w:themeColor="accent1" w:themeShade="BF"/>
+          <w:kern w:val="0"/>
+          <w:sz w:val="32"/>
+          <w:szCs w:val="32"/>
+          <w14:ligatures w14:val="none"/>
+        </w:rPr>
+        <w:t>I. Состав Церкви: клирики, миряне, монашествующие.</w:t>
+      </w:r>
+    </w:p>
+    <w:p>
+      <w:pPr>
+        <w:keepNext/>
+        <w:keepLines/>
+        <w:spacing w:before="160" w:after="80" w:line="240" w:lineRule="auto"/>
+        <w:jc w:val="both"/>
+        <w:outlineLvl w:val="1"/>
+        <w:rPr>
+          <w:rFonts w:asciiTheme="majorHAnsi" w:eastAsiaTheme="majorEastAsia" w:hAnsiTheme="majorHAnsi" w:cstheme="majorBidi"/>
+          <w:color w:val="0F4761" w:themeColor="accent1" w:themeShade="BF"/>
+          <w:kern w:val="0"/>
+          <w:sz w:val="32"/>
+          <w:szCs w:val="32"/>
+          <w14:ligatures w14:val="none"/>
+        </w:rPr>
+      </w:pPr>
+      <w:r>
+        <w:rPr>
+          <w:rFonts w:asciiTheme="majorHAnsi" w:eastAsiaTheme="majorEastAsia" w:hAnsiTheme="majorHAnsi" w:cstheme="majorBidi"/>
+          <w:color w:val="0F4761" w:themeColor="accent1" w:themeShade="BF"/>
+          <w:kern w:val="0"/>
+          <w:sz w:val="32"/>
+          <w:szCs w:val="32"/>
+          <w14:ligatures w14:val="none"/>
+        </w:rPr>
+        <w:t>2.</w:t>
+      </w:r>
+      <w:r>
+        <w:rPr>
+          <w:rFonts w:asciiTheme="majorHAnsi" w:eastAsiaTheme="majorEastAsia" w:hAnsiTheme="majorHAnsi" w:cstheme="majorBidi"/>
+          <w:color w:val="0F4761" w:themeColor="accent1" w:themeShade="BF"/>
+          <w:kern w:val="0"/>
+          <w:sz w:val="32"/>
+          <w:szCs w:val="32"/>
+          <w14:ligatures w14:val="none"/>
+        </w:rPr>
+        <w:tab/>
+        <w:t xml:space="preserve">Вступление в Церковь: </w:t>
+      </w:r>
+      <w:r>
+        <w:rPr>
+          <w:rFonts w:asciiTheme="majorHAnsi" w:eastAsiaTheme="majorEastAsia" w:hAnsiTheme="majorHAnsi" w:cstheme="majorBidi"/>
+          <w:color w:val="0F4761" w:themeColor="accent1" w:themeShade="BF"/>
+          <w:kern w:val="0"/>
+          <w:sz w:val="32"/>
+          <w:szCs w:val="32"/>
+          <w14:ligatures w14:val="none"/>
+        </w:rPr>
+        <w:t>Т</w:t>
+      </w:r>
+      <w:r>
+        <w:rPr>
+          <w:rFonts w:asciiTheme="majorHAnsi" w:eastAsiaTheme="majorEastAsia" w:hAnsiTheme="majorHAnsi" w:cstheme="majorBidi"/>
+          <w:color w:val="0F4761" w:themeColor="accent1" w:themeShade="BF"/>
+          <w:kern w:val="0"/>
+          <w:sz w:val="32"/>
+          <w:szCs w:val="32"/>
+          <w14:ligatures w14:val="none"/>
+        </w:rPr>
+        <w:t xml:space="preserve">аинства Крещения, </w:t>
+      </w:r>
+      <w:r>
+        <w:rPr>
+          <w:rFonts w:asciiTheme="majorHAnsi" w:eastAsiaTheme="majorEastAsia" w:hAnsiTheme="majorHAnsi" w:cstheme="majorBidi"/>
+          <w:color w:val="0F4761" w:themeColor="accent1" w:themeShade="BF"/>
+          <w:kern w:val="0"/>
+          <w:sz w:val="32"/>
+          <w:szCs w:val="32"/>
+          <w14:ligatures w14:val="none"/>
+        </w:rPr>
+        <w:t>М</w:t>
+      </w:r>
+      <w:r>
+        <w:rPr>
+          <w:rFonts w:asciiTheme="majorHAnsi" w:eastAsiaTheme="majorEastAsia" w:hAnsiTheme="majorHAnsi" w:cstheme="majorBidi"/>
+          <w:color w:val="0F4761" w:themeColor="accent1" w:themeShade="BF"/>
+          <w:kern w:val="0"/>
+          <w:sz w:val="32"/>
+          <w:szCs w:val="32"/>
+          <w14:ligatures w14:val="none"/>
+        </w:rPr>
+        <w:t>иропомазания. Чины присоединения к Церкви.</w:t>
+      </w:r>
+    </w:p>
+    <w:p>
+      <w:pPr>
+        <w:keepNext/>
+        <w:keepLines/>
+        <w:spacing w:before="160" w:after="80" w:line="240" w:lineRule="auto"/>
+        <w:jc w:val="both"/>
+        <w:outlineLvl w:val="1"/>
+        <w:rPr>
+          <w:rFonts w:asciiTheme="majorHAnsi" w:eastAsiaTheme="majorEastAsia" w:hAnsiTheme="majorHAnsi" w:cstheme="majorBidi"/>
+          <w:color w:val="0F4761" w:themeColor="accent1" w:themeShade="BF"/>
+          <w:kern w:val="0"/>
+          <w:sz w:val="32"/>
+          <w:szCs w:val="32"/>
+          <w14:ligatures w14:val="none"/>
+        </w:rPr>
+      </w:pPr>
+      <w:r>
+        <w:rPr>
+          <w:rFonts w:asciiTheme="majorHAnsi" w:eastAsiaTheme="majorEastAsia" w:hAnsiTheme="majorHAnsi" w:cstheme="majorBidi"/>
+          <w:color w:val="0F4761" w:themeColor="accent1" w:themeShade="BF"/>
+          <w:kern w:val="0"/>
+          <w:sz w:val="32"/>
+          <w:szCs w:val="32"/>
+          <w14:ligatures w14:val="none"/>
+        </w:rPr>
+        <w:t>3.</w:t>
+      </w:r>
+      <w:r>
+        <w:rPr>
+          <w:rFonts w:asciiTheme="majorHAnsi" w:eastAsiaTheme="majorEastAsia" w:hAnsiTheme="majorHAnsi" w:cstheme="majorBidi"/>
+          <w:color w:val="0F4761" w:themeColor="accent1" w:themeShade="BF"/>
+          <w:kern w:val="0"/>
+          <w:sz w:val="32"/>
+          <w:szCs w:val="32"/>
+          <w14:ligatures w14:val="none"/>
+        </w:rPr>
+        <w:tab/>
+        <w:t>Иерархия священнослужителей в Церкви. Поставление в клир, условия его действительности.</w:t>
+      </w:r>
+    </w:p>
+    <w:p>
+      <w:pPr>
+        <w:keepNext/>
+        <w:keepLines/>
+        <w:spacing w:before="160" w:after="80" w:line="240" w:lineRule="auto"/>
+        <w:jc w:val="both"/>
+        <w:outlineLvl w:val="1"/>
+        <w:rPr>
+          <w:rFonts w:asciiTheme="majorHAnsi" w:eastAsiaTheme="majorEastAsia" w:hAnsiTheme="majorHAnsi" w:cstheme="majorBidi"/>
+          <w:color w:val="0F4761" w:themeColor="accent1" w:themeShade="BF"/>
+          <w:kern w:val="0"/>
+          <w:sz w:val="32"/>
+          <w:szCs w:val="32"/>
+          <w14:ligatures w14:val="none"/>
+        </w:rPr>
+      </w:pPr>
+      <w:r>
+        <w:rPr>
+          <w:rFonts w:asciiTheme="majorHAnsi" w:eastAsiaTheme="majorEastAsia" w:hAnsiTheme="majorHAnsi" w:cstheme="majorBidi"/>
+          <w:color w:val="0F4761" w:themeColor="accent1" w:themeShade="BF"/>
+          <w:kern w:val="0"/>
+          <w:sz w:val="32"/>
+          <w:szCs w:val="32"/>
+          <w14:ligatures w14:val="none"/>
+        </w:rPr>
+        <w:t>4.</w:t>
+      </w:r>
+      <w:r>
+        <w:rPr>
+          <w:rFonts w:asciiTheme="majorHAnsi" w:eastAsiaTheme="majorEastAsia" w:hAnsiTheme="majorHAnsi" w:cstheme="majorBidi"/>
+          <w:color w:val="0F4761" w:themeColor="accent1" w:themeShade="BF"/>
+          <w:kern w:val="0"/>
+          <w:sz w:val="32"/>
+          <w:szCs w:val="32"/>
+          <w14:ligatures w14:val="none"/>
+        </w:rPr>
+        <w:tab/>
+        <w:t>Требования к кандидатам в священство. Препятствия к посвящению, их виды.</w:t>
+      </w:r>
+    </w:p>
+    <w:p>
+      <w:pPr>
+        <w:keepNext/>
+        <w:keepLines/>
+        <w:spacing w:before="160" w:after="80" w:line="240" w:lineRule="auto"/>
+        <w:jc w:val="both"/>
+        <w:outlineLvl w:val="1"/>
+        <w:rPr>
+          <w:rFonts w:asciiTheme="majorHAnsi" w:eastAsiaTheme="majorEastAsia" w:hAnsiTheme="majorHAnsi" w:cstheme="majorBidi"/>
+          <w:color w:val="0F4761" w:themeColor="accent1" w:themeShade="BF"/>
+          <w:kern w:val="0"/>
+          <w:sz w:val="32"/>
+          <w:szCs w:val="32"/>
+          <w14:ligatures w14:val="none"/>
+        </w:rPr>
+      </w:pPr>
+      <w:r>
+        <w:rPr>
+          <w:rFonts w:asciiTheme="majorHAnsi" w:eastAsiaTheme="majorEastAsia" w:hAnsiTheme="majorHAnsi" w:cstheme="majorBidi"/>
+          <w:color w:val="0F4761" w:themeColor="accent1" w:themeShade="BF"/>
+          <w:kern w:val="0"/>
+          <w:sz w:val="32"/>
+          <w:szCs w:val="32"/>
+          <w14:ligatures w14:val="none"/>
+        </w:rPr>
+        <w:t>5.</w:t>
+      </w:r>
+      <w:r>
+        <w:rPr>
+          <w:rFonts w:asciiTheme="majorHAnsi" w:eastAsiaTheme="majorEastAsia" w:hAnsiTheme="majorHAnsi" w:cstheme="majorBidi"/>
+          <w:color w:val="0F4761" w:themeColor="accent1" w:themeShade="BF"/>
+          <w:kern w:val="0"/>
+          <w:sz w:val="32"/>
+          <w:szCs w:val="32"/>
+          <w14:ligatures w14:val="none"/>
+        </w:rPr>
+        <w:tab/>
+        <w:t>Характеристика правительственной иерархии клириков.</w:t>
+      </w:r>
+    </w:p>
+    <w:p>
+      <w:pPr>
+        <w:keepNext/>
+        <w:keepLines/>
+        <w:spacing w:before="160" w:after="80" w:line="240" w:lineRule="auto"/>
+        <w:jc w:val="both"/>
+        <w:outlineLvl w:val="1"/>
+        <w:rPr>
+          <w:rFonts w:asciiTheme="majorHAnsi" w:eastAsiaTheme="majorEastAsia" w:hAnsiTheme="majorHAnsi" w:cstheme="majorBidi"/>
+          <w:color w:val="0F4761" w:themeColor="accent1" w:themeShade="BF"/>
+          <w:kern w:val="0"/>
+          <w:sz w:val="32"/>
+          <w:szCs w:val="32"/>
+          <w14:ligatures w14:val="none"/>
+        </w:rPr>
+      </w:pPr>
+      <w:r>
+        <w:rPr>
+          <w:rFonts w:asciiTheme="majorHAnsi" w:eastAsiaTheme="majorEastAsia" w:hAnsiTheme="majorHAnsi" w:cstheme="majorBidi"/>
+          <w:color w:val="0F4761" w:themeColor="accent1" w:themeShade="BF"/>
+          <w:kern w:val="0"/>
+          <w:sz w:val="32"/>
+          <w:szCs w:val="32"/>
+          <w14:ligatures w14:val="none"/>
+        </w:rPr>
+        <w:t>6.</w:t>
+      </w:r>
+      <w:r>
+        <w:rPr>
+          <w:rFonts w:asciiTheme="majorHAnsi" w:eastAsiaTheme="majorEastAsia" w:hAnsiTheme="majorHAnsi" w:cstheme="majorBidi"/>
+          <w:color w:val="0F4761" w:themeColor="accent1" w:themeShade="BF"/>
+          <w:kern w:val="0"/>
+          <w:sz w:val="32"/>
+          <w:szCs w:val="32"/>
+          <w14:ligatures w14:val="none"/>
+        </w:rPr>
+        <w:tab/>
+        <w:t>Церковнослужители, их поставление.</w:t>
+      </w:r>
+    </w:p>
+    <w:p>
+      <w:pPr>
+        <w:keepNext/>
+        <w:keepLines/>
+        <w:spacing w:before="160" w:after="80" w:line="240" w:lineRule="auto"/>
+        <w:jc w:val="both"/>
+        <w:outlineLvl w:val="1"/>
+        <w:rPr>
+          <w:rFonts w:asciiTheme="majorHAnsi" w:eastAsiaTheme="majorEastAsia" w:hAnsiTheme="majorHAnsi" w:cstheme="majorBidi"/>
+          <w:color w:val="0F4761" w:themeColor="accent1" w:themeShade="BF"/>
+          <w:kern w:val="0"/>
+          <w:sz w:val="32"/>
+          <w:szCs w:val="32"/>
+          <w14:ligatures w14:val="none"/>
+        </w:rPr>
+      </w:pPr>
+      <w:r>
+        <w:rPr>
+          <w:rFonts w:asciiTheme="majorHAnsi" w:eastAsiaTheme="majorEastAsia" w:hAnsiTheme="majorHAnsi" w:cstheme="majorBidi"/>
+          <w:color w:val="0F4761" w:themeColor="accent1" w:themeShade="BF"/>
+          <w:kern w:val="0"/>
+          <w:sz w:val="32"/>
+          <w:szCs w:val="32"/>
+          <w14:ligatures w14:val="none"/>
+        </w:rPr>
+        <w:t>7.</w:t>
+      </w:r>
+      <w:r>
+        <w:rPr>
+          <w:rFonts w:asciiTheme="majorHAnsi" w:eastAsiaTheme="majorEastAsia" w:hAnsiTheme="majorHAnsi" w:cstheme="majorBidi"/>
+          <w:color w:val="0F4761" w:themeColor="accent1" w:themeShade="BF"/>
+          <w:kern w:val="0"/>
+          <w:sz w:val="32"/>
+          <w:szCs w:val="32"/>
+          <w14:ligatures w14:val="none"/>
+        </w:rPr>
+        <w:tab/>
+        <w:t>Обязанности и права клириков.</w:t>
+      </w:r>
+    </w:p>
+    <w:p>
+      <w:pPr>
+        <w:keepNext/>
+        <w:keepLines/>
+        <w:spacing w:before="160" w:after="80" w:line="240" w:lineRule="auto"/>
+        <w:jc w:val="both"/>
+        <w:outlineLvl w:val="1"/>
+        <w:rPr>
+          <w:rFonts w:asciiTheme="majorHAnsi" w:eastAsiaTheme="majorEastAsia" w:hAnsiTheme="majorHAnsi" w:cstheme="majorBidi"/>
+          <w:color w:val="0F4761" w:themeColor="accent1" w:themeShade="BF"/>
+          <w:kern w:val="0"/>
+          <w:sz w:val="32"/>
+          <w:szCs w:val="32"/>
+          <w14:ligatures w14:val="none"/>
+        </w:rPr>
+      </w:pPr>
+      <w:r>
+        <w:rPr>
+          <w:rFonts w:asciiTheme="majorHAnsi" w:eastAsiaTheme="majorEastAsia" w:hAnsiTheme="majorHAnsi" w:cstheme="majorBidi"/>
+          <w:color w:val="0F4761" w:themeColor="accent1" w:themeShade="BF"/>
+          <w:kern w:val="0"/>
+          <w:sz w:val="32"/>
+          <w:szCs w:val="32"/>
+          <w14:ligatures w14:val="none"/>
+        </w:rPr>
+        <w:t>8.</w:t>
+      </w:r>
+      <w:r>
+        <w:rPr>
+          <w:rFonts w:asciiTheme="majorHAnsi" w:eastAsiaTheme="majorEastAsia" w:hAnsiTheme="majorHAnsi" w:cstheme="majorBidi"/>
+          <w:color w:val="0F4761" w:themeColor="accent1" w:themeShade="BF"/>
+          <w:kern w:val="0"/>
+          <w:sz w:val="32"/>
+          <w:szCs w:val="32"/>
+          <w14:ligatures w14:val="none"/>
+        </w:rPr>
+        <w:tab/>
+        <w:t>Монашество: пострижение и чины монашествующих.</w:t>
+      </w:r>
     </w:p>
     <w:sectPr>
       <w:pgSz w:w="11906" w:h="16838"/>
@@ -37,6 +503,131 @@
     </w:sectPr>
   </w:body>
 </w:document>
+</file>
+
+<file path=word/numbering.xml><?xml version="1.0" encoding="utf-8"?>
+<w:numbering xmlns:wpc="http://schemas.microsoft.com/office/word/2010/wordprocessingCanvas" xmlns:cx="http://schemas.microsoft.com/office/drawing/2014/chartex" xmlns:cx1="http://schemas.microsoft.com/office/drawing/2015/9/8/chartex" xmlns:cx2="http://schemas.microsoft.com/office/drawing/2015/10/21/chartex" xmlns:cx3="http://schemas.microsoft.com/office/drawing/2016/5/9/chartex" xmlns:cx4="http://schemas.microsoft.com/office/drawing/2016/5/10/chartex" xmlns:cx5="http://schemas.microsoft.com/office/drawing/2016/5/11/chartex" xmlns:cx6="http://schemas.microsoft.com/office/drawing/2016/5/12/chartex" xmlns:cx7="http://schemas.microsoft.com/office/drawing/2016/5/13/chartex" xmlns:cx8="http://schemas.microsoft.com/office/drawing/2016/5/14/chartex" xmlns:mc="http://schemas.openxmlformats.org/markup-compatibility/2006" xmlns:aink="http://schemas.microsoft.com/office/drawing/2016/ink" xmlns:am3d="http://schemas.microsoft.com/office/drawing/2017/model3d" xmlns:o="urn:schemas-microsoft-com:office:office" xmlns:oel="http://schemas.microsoft.com/office/2019/extlst" xmlns:r="http://schemas.openxmlformats.org/officeDocument/2006/relationships" xmlns:m="http://schemas.openxmlformats.org/officeDocument/2006/math" xmlns:v="urn:schemas-microsoft-com:vml" xmlns:wp14="http://schemas.microsoft.com/office/word/2010/wordprocessingDrawing" xmlns:wp="http://schemas.openxmlformats.org/drawingml/2006/wordprocessingDrawing" xmlns:w10="urn:schemas-microsoft-com:office:word" xmlns:w="http://schemas.openxmlformats.org/wordprocessingml/2006/main" xmlns:w14="http://schemas.microsoft.com/office/word/2010/wordml" xmlns:w15="http://schemas.microsoft.com/office/word/2012/wordml" xmlns:w16cex="http://schemas.microsoft.com/office/word/2018/wordml/cex" xmlns:w16cid="http://schemas.microsoft.com/office/word/2016/wordml/cid" xmlns:w16="http://schemas.microsoft.com/office/word/2018/wordml" xmlns:w16du="http://schemas.microsoft.com/office/word/2023/wordml/word16du" xmlns:w16sdtdh="http://schemas.microsoft.com/office/word/2020/wordml/sdtdatahash" xmlns:w16sdtfl="http://schemas.microsoft.com/office/word/2024/wordml/sdtformatlock" xmlns:w16se="http://schemas.microsoft.com/office/word/2015/wordml/symex" xmlns:wpg="http://schemas.microsoft.com/office/word/2010/wordprocessingGroup" xmlns:wpi="http://schemas.microsoft.com/office/word/2010/wordprocessingInk" xmlns:wne="http://schemas.microsoft.com/office/word/2006/wordml" xmlns:wps="http://schemas.microsoft.com/office/word/2010/wordprocessingShape" mc:Ignorable="w14 w15 w16se w16cid w16 w16cex w16sdtdh w16sdtfl w16du wp14">
+  <w:abstractNum w:abstractNumId="0" w15:restartNumberingAfterBreak="0">
+    <w:nsid w:val="4D7A771C"/>
+    <w:multiLevelType w:val="hybridMultilevel"/>
+    <w:tmpl w:val="7AEADBD2"/>
+    <w:lvl w:ilvl="0" w:tplc="B052E338">
+      <w:start w:val="1"/>
+      <w:numFmt w:val="decimal"/>
+      <w:lvlText w:val="%1."/>
+      <w:lvlJc w:val="left"/>
+      <w:pPr>
+        <w:ind w:left="720" w:hanging="360"/>
+      </w:pPr>
+    </w:lvl>
+    <w:lvl w:ilvl="1" w:tplc="735C0164">
+      <w:numFmt w:val="decimal"/>
+      <w:lvlText w:val=""/>
+      <w:lvlJc w:val="left"/>
+    </w:lvl>
+    <w:lvl w:ilvl="2" w:tplc="B6E06046">
+      <w:numFmt w:val="decimal"/>
+      <w:lvlText w:val=""/>
+      <w:lvlJc w:val="left"/>
+    </w:lvl>
+    <w:lvl w:ilvl="3" w:tplc="EDAC83B4">
+      <w:numFmt w:val="decimal"/>
+      <w:lvlText w:val=""/>
+      <w:lvlJc w:val="left"/>
+    </w:lvl>
+    <w:lvl w:ilvl="4" w:tplc="1B02995E">
+      <w:numFmt w:val="decimal"/>
+      <w:lvlText w:val=""/>
+      <w:lvlJc w:val="left"/>
+    </w:lvl>
+    <w:lvl w:ilvl="5" w:tplc="4F6C6A72">
+      <w:numFmt w:val="decimal"/>
+      <w:lvlText w:val=""/>
+      <w:lvlJc w:val="left"/>
+    </w:lvl>
+    <w:lvl w:ilvl="6" w:tplc="0956929C">
+      <w:numFmt w:val="decimal"/>
+      <w:lvlText w:val=""/>
+      <w:lvlJc w:val="left"/>
+    </w:lvl>
+    <w:lvl w:ilvl="7" w:tplc="FFF64B20">
+      <w:numFmt w:val="decimal"/>
+      <w:lvlText w:val=""/>
+      <w:lvlJc w:val="left"/>
+    </w:lvl>
+    <w:lvl w:ilvl="8" w:tplc="9FFC24AE">
+      <w:numFmt w:val="decimal"/>
+      <w:lvlText w:val=""/>
+      <w:lvlJc w:val="left"/>
+    </w:lvl>
+  </w:abstractNum>
+  <w:abstractNum w:abstractNumId="1" w15:restartNumberingAfterBreak="0">
+    <w:nsid w:val="543C51CE"/>
+    <w:multiLevelType w:val="hybridMultilevel"/>
+    <w:tmpl w:val="3A0C6982"/>
+    <w:lvl w:ilvl="0" w:tplc="23781DD2">
+      <w:start w:val="1"/>
+      <w:numFmt w:val="decimal"/>
+      <w:lvlText w:val="%1."/>
+      <w:lvlJc w:val="left"/>
+      <w:pPr>
+        <w:ind w:left="720" w:hanging="360"/>
+      </w:pPr>
+    </w:lvl>
+    <w:lvl w:ilvl="1" w:tplc="62BC2BEE">
+      <w:numFmt w:val="decimal"/>
+      <w:lvlText w:val=""/>
+      <w:lvlJc w:val="left"/>
+    </w:lvl>
+    <w:lvl w:ilvl="2" w:tplc="D3AE515C">
+      <w:numFmt w:val="decimal"/>
+      <w:lvlText w:val=""/>
+      <w:lvlJc w:val="left"/>
+    </w:lvl>
+    <w:lvl w:ilvl="3" w:tplc="A710A56E">
+      <w:numFmt w:val="decimal"/>
+      <w:lvlText w:val=""/>
+      <w:lvlJc w:val="left"/>
+    </w:lvl>
+    <w:lvl w:ilvl="4" w:tplc="1480F2FC">
+      <w:numFmt w:val="decimal"/>
+      <w:lvlText w:val=""/>
+      <w:lvlJc w:val="left"/>
+    </w:lvl>
+    <w:lvl w:ilvl="5" w:tplc="3900FD9E">
+      <w:numFmt w:val="decimal"/>
+      <w:lvlText w:val=""/>
+      <w:lvlJc w:val="left"/>
+    </w:lvl>
+    <w:lvl w:ilvl="6" w:tplc="1EC6FA22">
+      <w:numFmt w:val="decimal"/>
+      <w:lvlText w:val=""/>
+      <w:lvlJc w:val="left"/>
+    </w:lvl>
+    <w:lvl w:ilvl="7" w:tplc="78FCE336">
+      <w:numFmt w:val="decimal"/>
+      <w:lvlText w:val=""/>
+      <w:lvlJc w:val="left"/>
+    </w:lvl>
+    <w:lvl w:ilvl="8" w:tplc="4526126C">
+      <w:numFmt w:val="decimal"/>
+      <w:lvlText w:val=""/>
+      <w:lvlJc w:val="left"/>
+    </w:lvl>
+  </w:abstractNum>
+  <w:num w:numId="1" w16cid:durableId="364017052">
+    <w:abstractNumId w:val="0"/>
+    <w:lvlOverride w:ilvl="0">
+      <w:startOverride w:val="1"/>
+    </w:lvlOverride>
+  </w:num>
+  <w:num w:numId="2" w16cid:durableId="1942759140">
+    <w:abstractNumId w:val="1"/>
+    <w:lvlOverride w:ilvl="0">
+      <w:startOverride w:val="1"/>
+    </w:lvlOverride>
+  </w:num>
+</w:numbering>
 </file>
 
 <file path=word/styles.xml><?xml version="1.0" encoding="utf-8"?>
